--- a/public/Guide/IV. Abilities.docx
+++ b/public/Guide/IV. Abilities.docx
@@ -10857,8 +10857,10 @@
             </w:r>
             <w:proofErr w:type="spellEnd"/>
             <w:r>
-              <w:t xml:space="preserve"> x 7</w:t>
-            </w:r>
+              <w:t xml:space="preserve"> x 8</w:t>
+            </w:r>
+            <w:bookmarkStart w:id="0" w:name="_GoBack"/>
+            <w:bookmarkEnd w:id="0"/>
           </w:p>
         </w:tc>
         <w:tc>
@@ -14335,6 +14337,103 @@
               <w:t>Mana</w:t>
             </w:r>
             <w:proofErr w:type="spellEnd"/>
+          </w:p>
+        </w:tc>
+      </w:tr>
+      <w:tr>
+        <w:trPr>
+          <w:trHeight w:val="149"/>
+        </w:trPr>
+        <w:tc>
+          <w:tcPr>
+            <w:tcW w:w="9405" w:type="dxa"/>
+            <w:gridSpan w:val="10"/>
+            <w:shd w:val="clear" w:color="auto" w:fill="FFF2CC" w:themeFill="accent4" w:themeFillTint="33"/>
+          </w:tcPr>
+          <w:p>
+            <w:pPr>
+              <w:pStyle w:val="YellowInfoBox"/>
+              <w:pBdr>
+                <w:top w:val="none" w:sz="0" w:space="0" w:color="auto"/>
+                <w:left w:val="none" w:sz="0" w:space="0" w:color="auto"/>
+                <w:bottom w:val="none" w:sz="0" w:space="0" w:color="auto"/>
+                <w:right w:val="none" w:sz="0" w:space="0" w:color="auto"/>
+              </w:pBdr>
+              <w:shd w:val="clear" w:color="auto" w:fill="auto"/>
+              <w:ind w:left="0"/>
+              <w:rPr>
+                <w:color w:val="7030A0"/>
+                <w:sz w:val="12"/>
+              </w:rPr>
+            </w:pPr>
+            <w:r>
+              <w:rPr>
+                <w:color w:val="7030A0"/>
+                <w:sz w:val="12"/>
+              </w:rPr>
+              <w:t>Special Note:</w:t>
+            </w:r>
+            <w:r>
+              <w:rPr>
+                <w:color w:val="7030A0"/>
+                <w:sz w:val="12"/>
+              </w:rPr>
+              <w:t xml:space="preserve"> The</w:t>
+            </w:r>
+            <w:r>
+              <w:rPr>
+                <w:color w:val="7030A0"/>
+                <w:sz w:val="12"/>
+              </w:rPr>
+              <w:t xml:space="preserve"> </w:t>
+            </w:r>
+            <w:r>
+              <w:rPr>
+                <w:color w:val="7030A0"/>
+                <w:sz w:val="12"/>
+              </w:rPr>
+              <w:t xml:space="preserve">Flare ability has </w:t>
+            </w:r>
+            <w:proofErr w:type="gramStart"/>
+            <w:r>
+              <w:rPr>
+                <w:color w:val="7030A0"/>
+                <w:sz w:val="12"/>
+              </w:rPr>
+              <w:t>a 2</w:t>
+            </w:r>
+            <w:proofErr w:type="gramEnd"/>
+            <w:r>
+              <w:rPr>
+                <w:color w:val="7030A0"/>
+                <w:sz w:val="12"/>
+              </w:rPr>
+              <w:t>-point bonus damage when used by Mutants (3 points for Average/Veteran skills). This makes it more powerful than the Flare Book</w:t>
+            </w:r>
+          </w:p>
+          <w:p>
+            <w:pPr>
+              <w:pStyle w:val="YellowInfoBox"/>
+              <w:pBdr>
+                <w:top w:val="none" w:sz="0" w:space="0" w:color="auto"/>
+                <w:left w:val="none" w:sz="0" w:space="0" w:color="auto"/>
+                <w:bottom w:val="none" w:sz="0" w:space="0" w:color="auto"/>
+                <w:right w:val="none" w:sz="0" w:space="0" w:color="auto"/>
+              </w:pBdr>
+              <w:shd w:val="clear" w:color="auto" w:fill="auto"/>
+              <w:ind w:left="0"/>
+              <w:rPr>
+                <w:color w:val="7030A0"/>
+                <w:sz w:val="12"/>
+              </w:rPr>
+            </w:pPr>
+            <w:r>
+              <w:rPr>
+                <w:color w:val="7030A0"/>
+                <w:sz w:val="12"/>
+              </w:rPr>
+              <w:t>when learned/used by a Mutant.</w:t>
+            </w:r>
           </w:p>
         </w:tc>
       </w:tr>
@@ -14353,10 +14452,10 @@
         <w:br/>
       </w:r>
       <w:r>
+        <w:lastRenderedPageBreak/>
         <w:br/>
       </w:r>
       <w:r>
-        <w:lastRenderedPageBreak/>
         <w:br/>
       </w:r>
       <w:proofErr w:type="spellStart"/>
@@ -16738,12 +16837,7 @@
       </w:r>
       <w:proofErr w:type="gramEnd"/>
       <w:r>
-        <w:t xml:space="preserve">, but most are </w:t>
-      </w:r>
-      <w:bookmarkStart w:id="0" w:name="_GoBack"/>
-      <w:bookmarkEnd w:id="0"/>
-      <w:r>
-        <w:t>used by monsters.</w:t>
+        <w:t>, but most are used by monsters.</w:t>
       </w:r>
     </w:p>
     <w:tbl>
@@ -20593,19 +20687,6 @@
       <w:proofErr w:type="gramEnd"/>
       <w:r>
         <w:t>. Some abilities will ignore defense, however.</w:t>
-      </w:r>
-    </w:p>
-    <w:p>
-      <w:pPr>
-        <w:pStyle w:val="BulletsList"/>
-      </w:pPr>
-      <w:proofErr w:type="gramStart"/>
-      <w:r>
-        <w:t>The following abilities can only be used by monsters and not Mutants</w:t>
-      </w:r>
-      <w:proofErr w:type="gramEnd"/>
-      <w:r>
-        <w:t>.</w:t>
       </w:r>
     </w:p>
     <w:tbl>
@@ -21195,126 +21276,126 @@
         <v:path o:extrusionok="f" gradientshapeok="t" o:connecttype="rect"/>
         <o:lock v:ext="edit" aspectratio="t"/>
       </v:shapetype>
-      <v:shape id="_x0000_i1062" type="#_x0000_t75" style="width:12.15pt;height:12.15pt;visibility:visible;mso-wrap-style:square" o:bullet="t">
+      <v:shape id="_x0000_i1044" type="#_x0000_t75" style="width:12.15pt;height:12.15pt;visibility:visible;mso-wrap-style:square" o:bullet="t">
         <v:imagedata r:id="rId1" o:title=""/>
       </v:shape>
     </w:pict>
   </w:numPicBullet>
   <w:numPicBullet w:numPicBulletId="1">
     <w:pict>
-      <v:shape id="_x0000_i1063" type="#_x0000_t75" style="width:12.15pt;height:12.15pt;visibility:visible;mso-wrap-style:square" o:bullet="t">
+      <v:shape id="_x0000_i1045" type="#_x0000_t75" style="width:12.15pt;height:12.15pt;visibility:visible;mso-wrap-style:square" o:bullet="t">
         <v:imagedata r:id="rId2" o:title=""/>
       </v:shape>
     </w:pict>
   </w:numPicBullet>
   <w:numPicBullet w:numPicBulletId="2">
     <w:pict>
-      <v:shape id="_x0000_i1064" type="#_x0000_t75" style="width:12.15pt;height:12.15pt;visibility:visible;mso-wrap-style:square" o:bullet="t">
+      <v:shape id="_x0000_i1046" type="#_x0000_t75" style="width:12.15pt;height:12.15pt;visibility:visible;mso-wrap-style:square" o:bullet="t">
         <v:imagedata r:id="rId3" o:title=""/>
       </v:shape>
     </w:pict>
   </w:numPicBullet>
   <w:numPicBullet w:numPicBulletId="3">
     <w:pict>
-      <v:shape id="_x0000_i1065" type="#_x0000_t75" style="width:12.15pt;height:12.15pt;visibility:visible;mso-wrap-style:square" o:bullet="t">
+      <v:shape id="_x0000_i1047" type="#_x0000_t75" style="width:12.15pt;height:12.15pt;visibility:visible;mso-wrap-style:square" o:bullet="t">
         <v:imagedata r:id="rId4" o:title=""/>
       </v:shape>
     </w:pict>
   </w:numPicBullet>
   <w:numPicBullet w:numPicBulletId="4">
     <w:pict>
-      <v:shape id="_x0000_i1066" type="#_x0000_t75" style="width:6.1pt;height:6.1pt;visibility:visible;mso-wrap-style:square" o:bullet="t">
+      <v:shape id="_x0000_i1048" type="#_x0000_t75" style="width:6.1pt;height:6.1pt;visibility:visible;mso-wrap-style:square" o:bullet="t">
         <v:imagedata r:id="rId5" o:title=""/>
       </v:shape>
     </w:pict>
   </w:numPicBullet>
   <w:numPicBullet w:numPicBulletId="5">
     <w:pict>
-      <v:shape id="_x0000_i1067" type="#_x0000_t75" style="width:6.1pt;height:6.1pt;visibility:visible;mso-wrap-style:square" o:bullet="t">
+      <v:shape id="_x0000_i1049" type="#_x0000_t75" style="width:6.1pt;height:6.1pt;visibility:visible;mso-wrap-style:square" o:bullet="t">
         <v:imagedata r:id="rId6" o:title=""/>
       </v:shape>
     </w:pict>
   </w:numPicBullet>
   <w:numPicBullet w:numPicBulletId="6">
     <w:pict>
-      <v:shape id="_x0000_i1068" type="#_x0000_t75" style="width:6.1pt;height:6.1pt;visibility:visible;mso-wrap-style:square" o:bullet="t">
+      <v:shape id="_x0000_i1050" type="#_x0000_t75" style="width:6.1pt;height:6.1pt;visibility:visible;mso-wrap-style:square" o:bullet="t">
         <v:imagedata r:id="rId7" o:title=""/>
       </v:shape>
     </w:pict>
   </w:numPicBullet>
   <w:numPicBullet w:numPicBulletId="7">
     <w:pict>
-      <v:shape id="_x0000_i1069" type="#_x0000_t75" style="width:6.1pt;height:6.1pt;visibility:visible;mso-wrap-style:square" o:bullet="t">
+      <v:shape id="_x0000_i1051" type="#_x0000_t75" style="width:6.1pt;height:6.1pt;visibility:visible;mso-wrap-style:square" o:bullet="t">
         <v:imagedata r:id="rId8" o:title=""/>
       </v:shape>
     </w:pict>
   </w:numPicBullet>
   <w:numPicBullet w:numPicBulletId="8">
     <w:pict>
-      <v:shape id="_x0000_i1070" type="#_x0000_t75" style="width:6.1pt;height:6.1pt;visibility:visible;mso-wrap-style:square" o:bullet="t">
+      <v:shape id="_x0000_i1052" type="#_x0000_t75" style="width:6.1pt;height:6.1pt;visibility:visible;mso-wrap-style:square" o:bullet="t">
         <v:imagedata r:id="rId9" o:title=""/>
       </v:shape>
     </w:pict>
   </w:numPicBullet>
   <w:numPicBullet w:numPicBulletId="9">
     <w:pict>
-      <v:shape id="_x0000_i1071" type="#_x0000_t75" style="width:6.1pt;height:6.1pt;visibility:visible;mso-wrap-style:square" o:bullet="t">
+      <v:shape id="_x0000_i1053" type="#_x0000_t75" style="width:6.1pt;height:6.1pt;visibility:visible;mso-wrap-style:square" o:bullet="t">
         <v:imagedata r:id="rId10" o:title=""/>
       </v:shape>
     </w:pict>
   </w:numPicBullet>
   <w:numPicBullet w:numPicBulletId="10">
     <w:pict>
-      <v:shape id="_x0000_i1072" type="#_x0000_t75" style="width:6.1pt;height:6.1pt;visibility:visible;mso-wrap-style:square" o:bullet="t">
+      <v:shape id="_x0000_i1054" type="#_x0000_t75" style="width:6.1pt;height:6.1pt;visibility:visible;mso-wrap-style:square" o:bullet="t">
         <v:imagedata r:id="rId11" o:title=""/>
       </v:shape>
     </w:pict>
   </w:numPicBullet>
   <w:numPicBullet w:numPicBulletId="11">
     <w:pict>
-      <v:shape id="_x0000_i1073" type="#_x0000_t75" style="width:6.1pt;height:6.1pt;visibility:visible;mso-wrap-style:square" o:bullet="t">
+      <v:shape id="_x0000_i1055" type="#_x0000_t75" style="width:6.1pt;height:6.1pt;visibility:visible;mso-wrap-style:square" o:bullet="t">
         <v:imagedata r:id="rId12" o:title=""/>
       </v:shape>
     </w:pict>
   </w:numPicBullet>
   <w:numPicBullet w:numPicBulletId="12">
     <w:pict>
-      <v:shape id="_x0000_i1074" type="#_x0000_t75" style="width:6.1pt;height:6.1pt;visibility:visible;mso-wrap-style:square" o:bullet="t">
+      <v:shape id="_x0000_i1056" type="#_x0000_t75" style="width:6.1pt;height:6.1pt;visibility:visible;mso-wrap-style:square" o:bullet="t">
         <v:imagedata r:id="rId13" o:title=""/>
       </v:shape>
     </w:pict>
   </w:numPicBullet>
   <w:numPicBullet w:numPicBulletId="13">
     <w:pict>
-      <v:shape id="_x0000_i1075" type="#_x0000_t75" style="width:6.1pt;height:6.1pt;visibility:visible;mso-wrap-style:square" o:bullet="t">
+      <v:shape id="_x0000_i1057" type="#_x0000_t75" style="width:6.1pt;height:6.1pt;visibility:visible;mso-wrap-style:square" o:bullet="t">
         <v:imagedata r:id="rId14" o:title=""/>
       </v:shape>
     </w:pict>
   </w:numPicBullet>
   <w:numPicBullet w:numPicBulletId="14">
     <w:pict>
-      <v:shape id="_x0000_i1076" type="#_x0000_t75" style="width:6.1pt;height:6.1pt;visibility:visible;mso-wrap-style:square" o:bullet="t">
+      <v:shape id="_x0000_i1058" type="#_x0000_t75" style="width:6.1pt;height:6.1pt;visibility:visible;mso-wrap-style:square" o:bullet="t">
         <v:imagedata r:id="rId15" o:title=""/>
       </v:shape>
     </w:pict>
   </w:numPicBullet>
   <w:numPicBullet w:numPicBulletId="15">
     <w:pict>
-      <v:shape id="_x0000_i1077" type="#_x0000_t75" style="width:6.1pt;height:6.1pt;visibility:visible;mso-wrap-style:square" o:bullet="t">
+      <v:shape id="_x0000_i1059" type="#_x0000_t75" style="width:6.1pt;height:6.1pt;visibility:visible;mso-wrap-style:square" o:bullet="t">
         <v:imagedata r:id="rId16" o:title=""/>
       </v:shape>
     </w:pict>
   </w:numPicBullet>
   <w:numPicBullet w:numPicBulletId="16">
     <w:pict>
-      <v:shape id="_x0000_i1078" type="#_x0000_t75" style="width:6.1pt;height:6.1pt;visibility:visible;mso-wrap-style:square" o:bullet="t">
+      <v:shape id="_x0000_i1060" type="#_x0000_t75" style="width:6.1pt;height:6.1pt;visibility:visible;mso-wrap-style:square" o:bullet="t">
         <v:imagedata r:id="rId17" o:title=""/>
       </v:shape>
     </w:pict>
   </w:numPicBullet>
   <w:numPicBullet w:numPicBulletId="17">
     <w:pict>
-      <v:shape id="_x0000_i1079" type="#_x0000_t75" style="width:6.1pt;height:6.1pt;visibility:visible;mso-wrap-style:square" o:bullet="t">
+      <v:shape id="_x0000_i1061" type="#_x0000_t75" style="width:6.1pt;height:6.1pt;visibility:visible;mso-wrap-style:square" o:bullet="t">
         <v:imagedata r:id="rId18" o:title=""/>
       </v:shape>
     </w:pict>
@@ -35008,7 +35089,7 @@
   <a:extraClrSchemeLst/>
   <a:extLst>
     <a:ext uri="{05A4C25C-085E-4340-85A3-A5531E510DB2}">
-      <thm15:themeFamily xmlns:thm15="http://schemas.microsoft.com/office/thememl/2012/main" xmlns="" name="Office Theme" id="{62F939B6-93AF-4DB8-9C6B-D6C7DFDC589F}" vid="{4A3C46E8-61CC-4603-A589-7422A47A8E4A}"/>
+      <thm15:themeFamily xmlns="" xmlns:thm15="http://schemas.microsoft.com/office/thememl/2012/main" name="Office Theme" id="{62F939B6-93AF-4DB8-9C6B-D6C7DFDC589F}" vid="{4A3C46E8-61CC-4603-A589-7422A47A8E4A}"/>
     </a:ext>
   </a:extLst>
 </a:theme>
@@ -35019,7 +35100,7 @@
 </file>
 
 <file path=customXml/itemProps1.xml><?xml version="1.0" encoding="utf-8"?>
-<ds:datastoreItem xmlns:ds="http://schemas.openxmlformats.org/officeDocument/2006/customXml" ds:itemID="{B0929C59-B2C3-46B5-AC46-76C39CF45EFA}">
+<ds:datastoreItem xmlns:ds="http://schemas.openxmlformats.org/officeDocument/2006/customXml" ds:itemID="{80EE3B57-E7FE-47FF-9AF2-21E0C9811970}">
   <ds:schemaRefs>
     <ds:schemaRef ds:uri="http://schemas.openxmlformats.org/officeDocument/2006/bibliography"/>
   </ds:schemaRefs>
